--- a/backend/templates/CSPL/EMS_checklist_02.docx
+++ b/backend/templates/CSPL/EMS_checklist_02.docx
@@ -383,6 +383,8 @@
                 <w:lang w:val="en-US"/>
               </w:rPr>
             </w:pPr>
+            <w:bookmarkStart w:id="0" w:name="_GoBack"/>
+            <w:bookmarkEnd w:id="0"/>
           </w:p>
         </w:tc>
         <w:tc>
@@ -15210,12 +15212,7 @@
       </w:r>
     </w:p>
     <w:sectPr>
-      <w:headerReference w:type="even" r:id="rId7"/>
-      <w:headerReference w:type="default" r:id="rId8"/>
-      <w:footerReference w:type="even" r:id="rId9"/>
-      <w:footerReference w:type="default" r:id="rId10"/>
-      <w:headerReference w:type="first" r:id="rId11"/>
-      <w:footerReference w:type="first" r:id="rId12"/>
+      <w:headerReference w:type="default" r:id="rId7"/>
       <w:pgSz w:w="11906" w:h="16838"/>
       <w:pgMar w:top="1440" w:right="1440" w:bottom="1440" w:left="1440" w:header="708" w:footer="708" w:gutter="0"/>
       <w:cols w:space="708"/>
@@ -15250,36 +15247,6 @@
 </w:endnotes>
 </file>
 
-<file path=word/footer1.xml><?xml version="1.0" encoding="utf-8"?>
-<w:ftr xmlns:wpc="http://schemas.microsoft.com/office/word/2010/wordprocessingCanvas" xmlns:cx="http://schemas.microsoft.com/office/drawing/2014/chartex" xmlns:cx1="http://schemas.microsoft.com/office/drawing/2015/9/8/chartex" xmlns:cx2="http://schemas.microsoft.com/office/drawing/2015/10/21/chartex" xmlns:cx3="http://schemas.microsoft.com/office/drawing/2016/5/9/chartex" xmlns:cx4="http://schemas.microsoft.com/office/drawing/2016/5/10/chartex" xmlns:cx5="http://schemas.microsoft.com/office/drawing/2016/5/11/chartex" xmlns:cx6="http://schemas.microsoft.com/office/drawing/2016/5/12/chartex" xmlns:cx7="http://schemas.microsoft.com/office/drawing/2016/5/13/chartex" xmlns:cx8="http://schemas.microsoft.com/office/drawing/2016/5/14/chartex" xmlns:mc="http://schemas.openxmlformats.org/markup-compatibility/2006" xmlns:aink="http://schemas.microsoft.com/office/drawing/2016/ink" xmlns:am3d="http://schemas.microsoft.com/office/drawing/2017/model3d" xmlns:o="urn:schemas-microsoft-com:office:office" xmlns:r="http://schemas.openxmlformats.org/officeDocument/2006/relationships" xmlns:m="http://schemas.openxmlformats.org/officeDocument/2006/math" xmlns:v="urn:schemas-microsoft-com:vml" xmlns:wp14="http://schemas.microsoft.com/office/word/2010/wordprocessingDrawing" xmlns:wp="http://schemas.openxmlformats.org/drawingml/2006/wordprocessingDrawing" xmlns:w10="urn:schemas-microsoft-com:office:word" xmlns:w="http://schemas.openxmlformats.org/wordprocessingml/2006/main" xmlns:w14="http://schemas.microsoft.com/office/word/2010/wordml" xmlns:w15="http://schemas.microsoft.com/office/word/2012/wordml" xmlns:w16cid="http://schemas.microsoft.com/office/word/2016/wordml/cid" xmlns:w16se="http://schemas.microsoft.com/office/word/2015/wordml/symex" xmlns:wpg="http://schemas.microsoft.com/office/word/2010/wordprocessingGroup" xmlns:wpi="http://schemas.microsoft.com/office/word/2010/wordprocessingInk" xmlns:wne="http://schemas.microsoft.com/office/word/2006/wordml" xmlns:wps="http://schemas.microsoft.com/office/word/2010/wordprocessingShape" mc:Ignorable="w14 w15 w16se w16cid wp14">
-  <w:p>
-    <w:pPr>
-      <w:pStyle w:val="Footer"/>
-    </w:pPr>
-  </w:p>
-</w:ftr>
-</file>
-
-<file path=word/footer2.xml><?xml version="1.0" encoding="utf-8"?>
-<w:ftr xmlns:wpc="http://schemas.microsoft.com/office/word/2010/wordprocessingCanvas" xmlns:cx="http://schemas.microsoft.com/office/drawing/2014/chartex" xmlns:cx1="http://schemas.microsoft.com/office/drawing/2015/9/8/chartex" xmlns:cx2="http://schemas.microsoft.com/office/drawing/2015/10/21/chartex" xmlns:cx3="http://schemas.microsoft.com/office/drawing/2016/5/9/chartex" xmlns:cx4="http://schemas.microsoft.com/office/drawing/2016/5/10/chartex" xmlns:cx5="http://schemas.microsoft.com/office/drawing/2016/5/11/chartex" xmlns:cx6="http://schemas.microsoft.com/office/drawing/2016/5/12/chartex" xmlns:cx7="http://schemas.microsoft.com/office/drawing/2016/5/13/chartex" xmlns:cx8="http://schemas.microsoft.com/office/drawing/2016/5/14/chartex" xmlns:mc="http://schemas.openxmlformats.org/markup-compatibility/2006" xmlns:aink="http://schemas.microsoft.com/office/drawing/2016/ink" xmlns:am3d="http://schemas.microsoft.com/office/drawing/2017/model3d" xmlns:o="urn:schemas-microsoft-com:office:office" xmlns:r="http://schemas.openxmlformats.org/officeDocument/2006/relationships" xmlns:m="http://schemas.openxmlformats.org/officeDocument/2006/math" xmlns:v="urn:schemas-microsoft-com:vml" xmlns:wp14="http://schemas.microsoft.com/office/word/2010/wordprocessingDrawing" xmlns:wp="http://schemas.openxmlformats.org/drawingml/2006/wordprocessingDrawing" xmlns:w10="urn:schemas-microsoft-com:office:word" xmlns:w="http://schemas.openxmlformats.org/wordprocessingml/2006/main" xmlns:w14="http://schemas.microsoft.com/office/word/2010/wordml" xmlns:w15="http://schemas.microsoft.com/office/word/2012/wordml" xmlns:w16cid="http://schemas.microsoft.com/office/word/2016/wordml/cid" xmlns:w16se="http://schemas.microsoft.com/office/word/2015/wordml/symex" xmlns:wpg="http://schemas.microsoft.com/office/word/2010/wordprocessingGroup" xmlns:wpi="http://schemas.microsoft.com/office/word/2010/wordprocessingInk" xmlns:wne="http://schemas.microsoft.com/office/word/2006/wordml" xmlns:wps="http://schemas.microsoft.com/office/word/2010/wordprocessingShape" mc:Ignorable="w14 w15 w16se w16cid wp14">
-  <w:p>
-    <w:pPr>
-      <w:pStyle w:val="Footer"/>
-    </w:pPr>
-  </w:p>
-</w:ftr>
-</file>
-
-<file path=word/footer3.xml><?xml version="1.0" encoding="utf-8"?>
-<w:ftr xmlns:wpc="http://schemas.microsoft.com/office/word/2010/wordprocessingCanvas" xmlns:cx="http://schemas.microsoft.com/office/drawing/2014/chartex" xmlns:cx1="http://schemas.microsoft.com/office/drawing/2015/9/8/chartex" xmlns:cx2="http://schemas.microsoft.com/office/drawing/2015/10/21/chartex" xmlns:cx3="http://schemas.microsoft.com/office/drawing/2016/5/9/chartex" xmlns:cx4="http://schemas.microsoft.com/office/drawing/2016/5/10/chartex" xmlns:cx5="http://schemas.microsoft.com/office/drawing/2016/5/11/chartex" xmlns:cx6="http://schemas.microsoft.com/office/drawing/2016/5/12/chartex" xmlns:cx7="http://schemas.microsoft.com/office/drawing/2016/5/13/chartex" xmlns:cx8="http://schemas.microsoft.com/office/drawing/2016/5/14/chartex" xmlns:mc="http://schemas.openxmlformats.org/markup-compatibility/2006" xmlns:aink="http://schemas.microsoft.com/office/drawing/2016/ink" xmlns:am3d="http://schemas.microsoft.com/office/drawing/2017/model3d" xmlns:o="urn:schemas-microsoft-com:office:office" xmlns:r="http://schemas.openxmlformats.org/officeDocument/2006/relationships" xmlns:m="http://schemas.openxmlformats.org/officeDocument/2006/math" xmlns:v="urn:schemas-microsoft-com:vml" xmlns:wp14="http://schemas.microsoft.com/office/word/2010/wordprocessingDrawing" xmlns:wp="http://schemas.openxmlformats.org/drawingml/2006/wordprocessingDrawing" xmlns:w10="urn:schemas-microsoft-com:office:word" xmlns:w="http://schemas.openxmlformats.org/wordprocessingml/2006/main" xmlns:w14="http://schemas.microsoft.com/office/word/2010/wordml" xmlns:w15="http://schemas.microsoft.com/office/word/2012/wordml" xmlns:w16cid="http://schemas.microsoft.com/office/word/2016/wordml/cid" xmlns:w16se="http://schemas.microsoft.com/office/word/2015/wordml/symex" xmlns:wpg="http://schemas.microsoft.com/office/word/2010/wordprocessingGroup" xmlns:wpi="http://schemas.microsoft.com/office/word/2010/wordprocessingInk" xmlns:wne="http://schemas.microsoft.com/office/word/2006/wordml" xmlns:wps="http://schemas.microsoft.com/office/word/2010/wordprocessingShape" mc:Ignorable="w14 w15 w16se w16cid wp14">
-  <w:p>
-    <w:pPr>
-      <w:pStyle w:val="Footer"/>
-    </w:pPr>
-  </w:p>
-</w:ftr>
-</file>
-
 <file path=word/footnotes.xml><?xml version="1.0" encoding="utf-8"?>
 <w:footnotes xmlns:wpc="http://schemas.microsoft.com/office/word/2010/wordprocessingCanvas" xmlns:cx="http://schemas.microsoft.com/office/drawing/2014/chartex" xmlns:cx1="http://schemas.microsoft.com/office/drawing/2015/9/8/chartex" xmlns:cx2="http://schemas.microsoft.com/office/drawing/2015/10/21/chartex" xmlns:cx3="http://schemas.microsoft.com/office/drawing/2016/5/9/chartex" xmlns:cx4="http://schemas.microsoft.com/office/drawing/2016/5/10/chartex" xmlns:cx5="http://schemas.microsoft.com/office/drawing/2016/5/11/chartex" xmlns:cx6="http://schemas.microsoft.com/office/drawing/2016/5/12/chartex" xmlns:cx7="http://schemas.microsoft.com/office/drawing/2016/5/13/chartex" xmlns:cx8="http://schemas.microsoft.com/office/drawing/2016/5/14/chartex" xmlns:mc="http://schemas.openxmlformats.org/markup-compatibility/2006" xmlns:aink="http://schemas.microsoft.com/office/drawing/2016/ink" xmlns:am3d="http://schemas.microsoft.com/office/drawing/2017/model3d" xmlns:o="urn:schemas-microsoft-com:office:office" xmlns:r="http://schemas.openxmlformats.org/officeDocument/2006/relationships" xmlns:m="http://schemas.openxmlformats.org/officeDocument/2006/math" xmlns:v="urn:schemas-microsoft-com:vml" xmlns:wp14="http://schemas.microsoft.com/office/word/2010/wordprocessingDrawing" xmlns:wp="http://schemas.openxmlformats.org/drawingml/2006/wordprocessingDrawing" xmlns:w10="urn:schemas-microsoft-com:office:word" xmlns:w="http://schemas.openxmlformats.org/wordprocessingml/2006/main" xmlns:w14="http://schemas.microsoft.com/office/word/2010/wordml" xmlns:w15="http://schemas.microsoft.com/office/word/2012/wordml" xmlns:w16cid="http://schemas.microsoft.com/office/word/2016/wordml/cid" xmlns:w16se="http://schemas.microsoft.com/office/word/2015/wordml/symex" xmlns:wpg="http://schemas.microsoft.com/office/word/2010/wordprocessingGroup" xmlns:wpi="http://schemas.microsoft.com/office/word/2010/wordprocessingInk" xmlns:wne="http://schemas.microsoft.com/office/word/2006/wordml" xmlns:wps="http://schemas.microsoft.com/office/word/2010/wordprocessingShape" mc:Ignorable="w14 w15 w16se w16cid wp14">
   <w:footnote w:type="separator" w:id="-1">
@@ -15310,16 +15277,6 @@
   <w:p>
     <w:pPr>
       <w:pStyle w:val="Header"/>
-    </w:pPr>
-  </w:p>
-</w:hdr>
-</file>
-
-<file path=word/header2.xml><?xml version="1.0" encoding="utf-8"?>
-<w:hdr xmlns:wpc="http://schemas.microsoft.com/office/word/2010/wordprocessingCanvas" xmlns:cx="http://schemas.microsoft.com/office/drawing/2014/chartex" xmlns:cx1="http://schemas.microsoft.com/office/drawing/2015/9/8/chartex" xmlns:cx2="http://schemas.microsoft.com/office/drawing/2015/10/21/chartex" xmlns:cx3="http://schemas.microsoft.com/office/drawing/2016/5/9/chartex" xmlns:cx4="http://schemas.microsoft.com/office/drawing/2016/5/10/chartex" xmlns:cx5="http://schemas.microsoft.com/office/drawing/2016/5/11/chartex" xmlns:cx6="http://schemas.microsoft.com/office/drawing/2016/5/12/chartex" xmlns:cx7="http://schemas.microsoft.com/office/drawing/2016/5/13/chartex" xmlns:cx8="http://schemas.microsoft.com/office/drawing/2016/5/14/chartex" xmlns:mc="http://schemas.openxmlformats.org/markup-compatibility/2006" xmlns:aink="http://schemas.microsoft.com/office/drawing/2016/ink" xmlns:am3d="http://schemas.microsoft.com/office/drawing/2017/model3d" xmlns:o="urn:schemas-microsoft-com:office:office" xmlns:r="http://schemas.openxmlformats.org/officeDocument/2006/relationships" xmlns:m="http://schemas.openxmlformats.org/officeDocument/2006/math" xmlns:v="urn:schemas-microsoft-com:vml" xmlns:wp14="http://schemas.microsoft.com/office/word/2010/wordprocessingDrawing" xmlns:wp="http://schemas.openxmlformats.org/drawingml/2006/wordprocessingDrawing" xmlns:w10="urn:schemas-microsoft-com:office:word" xmlns:w="http://schemas.openxmlformats.org/wordprocessingml/2006/main" xmlns:w14="http://schemas.microsoft.com/office/word/2010/wordml" xmlns:w15="http://schemas.microsoft.com/office/word/2012/wordml" xmlns:w16cid="http://schemas.microsoft.com/office/word/2016/wordml/cid" xmlns:w16se="http://schemas.microsoft.com/office/word/2015/wordml/symex" xmlns:wpg="http://schemas.microsoft.com/office/word/2010/wordprocessingGroup" xmlns:wpi="http://schemas.microsoft.com/office/word/2010/wordprocessingInk" xmlns:wne="http://schemas.microsoft.com/office/word/2006/wordml" xmlns:wps="http://schemas.microsoft.com/office/word/2010/wordprocessingShape" mc:Ignorable="w14 w15 w16se w16cid wp14">
-  <w:p>
-    <w:pPr>
-      <w:pStyle w:val="Header"/>
       <w:jc w:val="center"/>
       <w:rPr>
         <w:rFonts w:ascii="Times New Roman" w:hAnsi="Times New Roman"/>
@@ -15327,6 +15284,74 @@
         <w:sz w:val="28"/>
       </w:rPr>
     </w:pPr>
+    <w:r>
+      <w:rPr>
+        <w:noProof/>
+        <w:lang w:val="en-US"/>
+      </w:rPr>
+      <w:drawing>
+        <wp:anchor distT="0" distB="0" distL="0" distR="0" simplePos="0" relativeHeight="251665408" behindDoc="0" locked="0" layoutInCell="1" allowOverlap="1" wp14:anchorId="3CE1DBB3" wp14:editId="3FB63C17">
+          <wp:simplePos x="0" y="0"/>
+          <wp:positionH relativeFrom="margin">
+            <wp:posOffset>5305425</wp:posOffset>
+          </wp:positionH>
+          <wp:positionV relativeFrom="paragraph">
+            <wp:posOffset>-238760</wp:posOffset>
+          </wp:positionV>
+          <wp:extent cx="1104900" cy="946279"/>
+          <wp:effectExtent l="0" t="0" r="0" b="6350"/>
+          <wp:wrapNone/>
+          <wp:docPr id="2" name="Picture 2" descr="C:\Users\win\OneDrive\Desktop\KVQA LOGO.jpg"/>
+          <wp:cNvGraphicFramePr>
+            <a:graphicFrameLocks xmlns:a="http://schemas.openxmlformats.org/drawingml/2006/main" noChangeAspect="1"/>
+          </wp:cNvGraphicFramePr>
+          <a:graphic xmlns:a="http://schemas.openxmlformats.org/drawingml/2006/main">
+            <a:graphicData uri="http://schemas.openxmlformats.org/drawingml/2006/picture">
+              <pic:pic xmlns:pic="http://schemas.openxmlformats.org/drawingml/2006/picture">
+                <pic:nvPicPr>
+                  <pic:cNvPr id="0" name="image1.jpeg" descr="C:\Users\win\OneDrive\Desktop\KVQA LOGO.jpg"/>
+                  <pic:cNvPicPr>
+                    <a:picLocks noChangeAspect="1" noChangeArrowheads="1"/>
+                  </pic:cNvPicPr>
+                </pic:nvPicPr>
+                <pic:blipFill>
+                  <a:blip r:embed="rId1">
+                    <a:extLst>
+                      <a:ext uri="{28A0092B-C50C-407E-A947-70E740481C1C}">
+                        <a14:useLocalDpi xmlns:a14="http://schemas.microsoft.com/office/drawing/2010/main" val="0"/>
+                      </a:ext>
+                    </a:extLst>
+                  </a:blip>
+                  <a:srcRect/>
+                  <a:stretch>
+                    <a:fillRect/>
+                  </a:stretch>
+                </pic:blipFill>
+                <pic:spPr bwMode="auto">
+                  <a:xfrm>
+                    <a:off x="0" y="0"/>
+                    <a:ext cx="1104900" cy="946279"/>
+                  </a:xfrm>
+                  <a:prstGeom prst="rect">
+                    <a:avLst/>
+                  </a:prstGeom>
+                  <a:noFill/>
+                  <a:ln>
+                    <a:noFill/>
+                  </a:ln>
+                </pic:spPr>
+              </pic:pic>
+            </a:graphicData>
+          </a:graphic>
+          <wp14:sizeRelH relativeFrom="margin">
+            <wp14:pctWidth>0</wp14:pctWidth>
+          </wp14:sizeRelH>
+          <wp14:sizeRelV relativeFrom="margin">
+            <wp14:pctHeight>0</wp14:pctHeight>
+          </wp14:sizeRelV>
+        </wp:anchor>
+      </w:drawing>
+    </w:r>
     <w:r>
       <w:rPr>
         <w:noProof/>
@@ -15491,71 +15516,6 @@
     </w:r>
     <w:r>
       <w:rPr>
-        <w:noProof/>
-        <w:sz w:val="28"/>
-      </w:rPr>
-      <w:drawing>
-        <wp:anchor distT="0" distB="0" distL="114300" distR="114300" simplePos="0" relativeHeight="251661312" behindDoc="0" locked="0" layoutInCell="1" allowOverlap="1" wp14:anchorId="3F2824DB" wp14:editId="021ACE50">
-          <wp:simplePos x="0" y="0"/>
-          <wp:positionH relativeFrom="margin">
-            <wp:posOffset>5095875</wp:posOffset>
-          </wp:positionH>
-          <wp:positionV relativeFrom="paragraph">
-            <wp:posOffset>-191135</wp:posOffset>
-          </wp:positionV>
-          <wp:extent cx="1025979" cy="901989"/>
-          <wp:effectExtent l="0" t="0" r="3175" b="0"/>
-          <wp:wrapNone/>
-          <wp:docPr id="1084826994" name="Picture 1084826994" descr="C:\Users\Acer\Downloads\kvqa Assessment Logo (1).jpg"/>
-          <wp:cNvGraphicFramePr>
-            <a:graphicFrameLocks xmlns:a="http://schemas.openxmlformats.org/drawingml/2006/main" noChangeAspect="1"/>
-          </wp:cNvGraphicFramePr>
-          <a:graphic xmlns:a="http://schemas.openxmlformats.org/drawingml/2006/main">
-            <a:graphicData uri="http://schemas.openxmlformats.org/drawingml/2006/picture">
-              <pic:pic xmlns:pic="http://schemas.openxmlformats.org/drawingml/2006/picture">
-                <pic:nvPicPr>
-                  <pic:cNvPr id="0" name="Picture 1" descr="C:\Users\Acer\Downloads\kvqa Assessment Logo (1).jpg"/>
-                  <pic:cNvPicPr>
-                    <a:picLocks noChangeAspect="1" noChangeArrowheads="1"/>
-                  </pic:cNvPicPr>
-                </pic:nvPicPr>
-                <pic:blipFill>
-                  <a:blip r:embed="rId1"/>
-                  <a:srcRect/>
-                  <a:stretch>
-                    <a:fillRect/>
-                  </a:stretch>
-                </pic:blipFill>
-                <pic:spPr bwMode="auto">
-                  <a:xfrm>
-                    <a:off x="0" y="0"/>
-                    <a:ext cx="1025979" cy="901989"/>
-                  </a:xfrm>
-                  <a:prstGeom prst="rect">
-                    <a:avLst/>
-                  </a:prstGeom>
-                  <a:noFill/>
-                  <a:ln w="9525">
-                    <a:noFill/>
-                    <a:miter lim="800000"/>
-                    <a:headEnd/>
-                    <a:tailEnd/>
-                  </a:ln>
-                </pic:spPr>
-              </pic:pic>
-            </a:graphicData>
-          </a:graphic>
-          <wp14:sizeRelH relativeFrom="margin">
-            <wp14:pctWidth>0</wp14:pctWidth>
-          </wp14:sizeRelH>
-          <wp14:sizeRelV relativeFrom="margin">
-            <wp14:pctHeight>0</wp14:pctHeight>
-          </wp14:sizeRelV>
-        </wp:anchor>
-      </w:drawing>
-    </w:r>
-    <w:r>
-      <w:rPr>
         <w:rFonts w:ascii="Times New Roman" w:hAnsi="Times New Roman"/>
         <w:b/>
         <w:sz w:val="28"/>
@@ -15602,8 +15562,6 @@
         <w:rFonts w:ascii="Times New Roman" w:hAnsi="Times New Roman"/>
       </w:rPr>
     </w:pPr>
-    <w:bookmarkStart w:id="0" w:name="_GoBack"/>
-    <w:bookmarkEnd w:id="0"/>
   </w:p>
   <w:p>
     <w:pPr>
@@ -15614,16 +15572,6 @@
       </w:rPr>
     </w:pPr>
   </w:p>
-  <w:p>
-    <w:pPr>
-      <w:pStyle w:val="Header"/>
-    </w:pPr>
-  </w:p>
-</w:hdr>
-</file>
-
-<file path=word/header3.xml><?xml version="1.0" encoding="utf-8"?>
-<w:hdr xmlns:wpc="http://schemas.microsoft.com/office/word/2010/wordprocessingCanvas" xmlns:cx="http://schemas.microsoft.com/office/drawing/2014/chartex" xmlns:cx1="http://schemas.microsoft.com/office/drawing/2015/9/8/chartex" xmlns:cx2="http://schemas.microsoft.com/office/drawing/2015/10/21/chartex" xmlns:cx3="http://schemas.microsoft.com/office/drawing/2016/5/9/chartex" xmlns:cx4="http://schemas.microsoft.com/office/drawing/2016/5/10/chartex" xmlns:cx5="http://schemas.microsoft.com/office/drawing/2016/5/11/chartex" xmlns:cx6="http://schemas.microsoft.com/office/drawing/2016/5/12/chartex" xmlns:cx7="http://schemas.microsoft.com/office/drawing/2016/5/13/chartex" xmlns:cx8="http://schemas.microsoft.com/office/drawing/2016/5/14/chartex" xmlns:mc="http://schemas.openxmlformats.org/markup-compatibility/2006" xmlns:aink="http://schemas.microsoft.com/office/drawing/2016/ink" xmlns:am3d="http://schemas.microsoft.com/office/drawing/2017/model3d" xmlns:o="urn:schemas-microsoft-com:office:office" xmlns:r="http://schemas.openxmlformats.org/officeDocument/2006/relationships" xmlns:m="http://schemas.openxmlformats.org/officeDocument/2006/math" xmlns:v="urn:schemas-microsoft-com:vml" xmlns:wp14="http://schemas.microsoft.com/office/word/2010/wordprocessingDrawing" xmlns:wp="http://schemas.openxmlformats.org/drawingml/2006/wordprocessingDrawing" xmlns:w10="urn:schemas-microsoft-com:office:word" xmlns:w="http://schemas.openxmlformats.org/wordprocessingml/2006/main" xmlns:w14="http://schemas.microsoft.com/office/word/2010/wordml" xmlns:w15="http://schemas.microsoft.com/office/word/2012/wordml" xmlns:w16cid="http://schemas.microsoft.com/office/word/2016/wordml/cid" xmlns:w16se="http://schemas.microsoft.com/office/word/2015/wordml/symex" xmlns:wpg="http://schemas.microsoft.com/office/word/2010/wordprocessingGroup" xmlns:wpi="http://schemas.microsoft.com/office/word/2010/wordprocessingInk" xmlns:wne="http://schemas.microsoft.com/office/word/2006/wordml" xmlns:wps="http://schemas.microsoft.com/office/word/2010/wordprocessingShape" mc:Ignorable="w14 w15 w16se w16cid wp14">
   <w:p>
     <w:pPr>
       <w:pStyle w:val="Header"/>
